--- a/magyar12.docx
+++ b/magyar12.docx
@@ -1372,7 +1372,271 @@
           <w:bCs/>
           <w:lang w:val="hu-HU" w:eastAsia="zh-CN" w:bidi="hi-IN"/>
         </w:rPr>
-        <w:t>Tétel: A kommunikáció nem nyelvi kommunikációs formái</w:t>
+        <w:t>Tétel: A kommunikáció nem nyelvi kifejezőeszközei</w:t>
+      </w:r>
+    </w:p>
+    <w:p>
+      <w:pPr>
+        <w:pStyle w:val="Normal"/>
+        <w:numPr>
+          <w:ilvl w:val="0"/>
+          <w:numId w:val="10"/>
+        </w:numPr>
+        <w:bidi w:val="0"/>
+        <w:jc w:val="start"/>
+        <w:rPr>
+          <w:b w:val="false"/>
+          <w:bCs w:val="false"/>
+          <w:lang w:val="hu-HU" w:eastAsia="zh-CN" w:bidi="hi-IN"/>
+        </w:rPr>
+      </w:pPr>
+      <w:r>
+        <w:rPr>
+          <w:b w:val="false"/>
+          <w:bCs w:val="false"/>
+          <w:lang w:val="hu-HU" w:eastAsia="zh-CN" w:bidi="hi-IN"/>
+        </w:rPr>
+        <w:t>unott arckifejezés &gt; mimika &gt; testbeszéd</w:t>
+      </w:r>
+    </w:p>
+    <w:p>
+      <w:pPr>
+        <w:pStyle w:val="Normal"/>
+        <w:numPr>
+          <w:ilvl w:val="0"/>
+          <w:numId w:val="10"/>
+        </w:numPr>
+        <w:bidi w:val="0"/>
+        <w:jc w:val="start"/>
+        <w:rPr>
+          <w:b w:val="false"/>
+          <w:bCs w:val="false"/>
+          <w:lang w:val="hu-HU" w:eastAsia="zh-CN" w:bidi="hi-IN"/>
+        </w:rPr>
+      </w:pPr>
+      <w:r>
+        <w:rPr>
+          <w:b w:val="false"/>
+          <w:bCs w:val="false"/>
+          <w:lang w:val="hu-HU" w:eastAsia="zh-CN" w:bidi="hi-IN"/>
+        </w:rPr>
+        <w:t>támasztja a fejét &gt; gesztus &gt; testbeszéd – ösztönös</w:t>
+      </w:r>
+    </w:p>
+    <w:p>
+      <w:pPr>
+        <w:pStyle w:val="Normal"/>
+        <w:numPr>
+          <w:ilvl w:val="0"/>
+          <w:numId w:val="10"/>
+        </w:numPr>
+        <w:bidi w:val="0"/>
+        <w:jc w:val="start"/>
+        <w:rPr>
+          <w:b w:val="false"/>
+          <w:bCs w:val="false"/>
+          <w:lang w:val="hu-HU" w:eastAsia="zh-CN" w:bidi="hi-IN"/>
+        </w:rPr>
+      </w:pPr>
+      <w:r>
+        <w:rPr>
+          <w:b w:val="false"/>
+          <w:bCs w:val="false"/>
+          <w:lang w:val="hu-HU" w:eastAsia="zh-CN" w:bidi="hi-IN"/>
+        </w:rPr>
+        <w:t>kézfogás &gt; gesztus &gt; testbeszéd – tanult máshol meghajlással köszönnek</w:t>
+      </w:r>
+    </w:p>
+    <w:p>
+      <w:pPr>
+        <w:pStyle w:val="Normal"/>
+        <w:numPr>
+          <w:ilvl w:val="0"/>
+          <w:numId w:val="10"/>
+        </w:numPr>
+        <w:bidi w:val="0"/>
+        <w:jc w:val="start"/>
+        <w:rPr>
+          <w:b w:val="false"/>
+          <w:bCs w:val="false"/>
+          <w:lang w:val="hu-HU" w:eastAsia="zh-CN" w:bidi="hi-IN"/>
+        </w:rPr>
+      </w:pPr>
+      <w:r>
+        <w:rPr>
+          <w:b w:val="false"/>
+          <w:bCs w:val="false"/>
+          <w:lang w:val="hu-HU" w:eastAsia="zh-CN" w:bidi="hi-IN"/>
+        </w:rPr>
+        <w:t>mosoly &gt; mimika &gt; testbeszéd – tanult</w:t>
+      </w:r>
+    </w:p>
+    <w:p>
+      <w:pPr>
+        <w:pStyle w:val="Normal"/>
+        <w:numPr>
+          <w:ilvl w:val="0"/>
+          <w:numId w:val="10"/>
+        </w:numPr>
+        <w:bidi w:val="0"/>
+        <w:jc w:val="start"/>
+        <w:rPr>
+          <w:b w:val="false"/>
+          <w:bCs w:val="false"/>
+          <w:lang w:val="hu-HU" w:eastAsia="zh-CN" w:bidi="hi-IN"/>
+        </w:rPr>
+      </w:pPr>
+      <w:r>
+        <w:rPr>
+          <w:b w:val="false"/>
+          <w:bCs w:val="false"/>
+          <w:lang w:val="hu-HU" w:eastAsia="zh-CN" w:bidi="hi-IN"/>
+        </w:rPr>
+        <w:t>koccintás, térközszabályozás &gt; gesztus &gt; testbeszéd – tanult, ösztönös/tanult</w:t>
+      </w:r>
+    </w:p>
+    <w:p>
+      <w:pPr>
+        <w:pStyle w:val="Normal"/>
+        <w:numPr>
+          <w:ilvl w:val="0"/>
+          <w:numId w:val="10"/>
+        </w:numPr>
+        <w:bidi w:val="0"/>
+        <w:jc w:val="start"/>
+        <w:rPr>
+          <w:b w:val="false"/>
+          <w:bCs w:val="false"/>
+          <w:lang w:val="hu-HU" w:eastAsia="zh-CN" w:bidi="hi-IN"/>
+        </w:rPr>
+      </w:pPr>
+      <w:r>
+        <w:rPr>
+          <w:b w:val="false"/>
+          <w:bCs w:val="false"/>
+          <w:lang w:val="hu-HU" w:eastAsia="zh-CN" w:bidi="hi-IN"/>
+        </w:rPr>
+        <w:t>fenyegető kéztartás &gt; gesztus &gt; ösztönös</w:t>
+      </w:r>
+    </w:p>
+    <w:p>
+      <w:pPr>
+        <w:pStyle w:val="Normal"/>
+        <w:numPr>
+          <w:ilvl w:val="0"/>
+          <w:numId w:val="10"/>
+        </w:numPr>
+        <w:bidi w:val="0"/>
+        <w:jc w:val="start"/>
+        <w:rPr>
+          <w:b w:val="false"/>
+          <w:bCs w:val="false"/>
+          <w:lang w:val="hu-HU" w:eastAsia="zh-CN" w:bidi="hi-IN"/>
+        </w:rPr>
+      </w:pPr>
+      <w:r>
+        <w:rPr>
+          <w:b w:val="false"/>
+          <w:bCs w:val="false"/>
+          <w:lang w:val="hu-HU" w:eastAsia="zh-CN" w:bidi="hi-IN"/>
+        </w:rPr>
+        <w:t>fenyegető arckifejezés &gt; mimika &gt; ösztönös</w:t>
+      </w:r>
+    </w:p>
+    <w:p>
+      <w:pPr>
+        <w:pStyle w:val="Normal"/>
+        <w:numPr>
+          <w:ilvl w:val="0"/>
+          <w:numId w:val="10"/>
+        </w:numPr>
+        <w:bidi w:val="0"/>
+        <w:jc w:val="start"/>
+        <w:rPr>
+          <w:b w:val="false"/>
+          <w:bCs w:val="false"/>
+          <w:lang w:val="hu-HU" w:eastAsia="zh-CN" w:bidi="hi-IN"/>
+        </w:rPr>
+      </w:pPr>
+      <w:r>
+        <w:rPr>
+          <w:b w:val="false"/>
+          <w:bCs w:val="false"/>
+          <w:lang w:val="hu-HU" w:eastAsia="zh-CN" w:bidi="hi-IN"/>
+        </w:rPr>
+        <w:t>befogja a fülét &gt; gesztus &gt; ösztönös</w:t>
+      </w:r>
+    </w:p>
+    <w:p>
+      <w:pPr>
+        <w:pStyle w:val="Normal"/>
+        <w:numPr>
+          <w:ilvl w:val="0"/>
+          <w:numId w:val="11"/>
+        </w:numPr>
+        <w:bidi w:val="0"/>
+        <w:jc w:val="start"/>
+        <w:rPr>
+          <w:b w:val="false"/>
+          <w:bCs w:val="false"/>
+          <w:lang w:val="hu-HU" w:eastAsia="zh-CN" w:bidi="hi-IN"/>
+        </w:rPr>
+      </w:pPr>
+      <w:r>
+        <w:rPr>
+          <w:b w:val="false"/>
+          <w:bCs w:val="false"/>
+          <w:lang w:val="hu-HU" w:eastAsia="zh-CN" w:bidi="hi-IN"/>
+        </w:rPr>
+        <w:t>a nem nyelvi kommunikáció nagyobb része ösztönös, kisebb része tanult elem</w:t>
+      </w:r>
+    </w:p>
+    <w:p>
+      <w:pPr>
+        <w:pStyle w:val="Normal"/>
+        <w:numPr>
+          <w:ilvl w:val="0"/>
+          <w:numId w:val="11"/>
+        </w:numPr>
+        <w:bidi w:val="0"/>
+        <w:jc w:val="start"/>
+        <w:rPr>
+          <w:b w:val="false"/>
+          <w:bCs w:val="false"/>
+          <w:lang w:val="hu-HU" w:eastAsia="zh-CN" w:bidi="hi-IN"/>
+        </w:rPr>
+      </w:pPr>
+      <w:r>
+        <w:rPr>
+          <w:b w:val="false"/>
+          <w:bCs w:val="false"/>
+          <w:lang w:val="hu-HU" w:eastAsia="zh-CN" w:bidi="hi-IN"/>
+        </w:rPr>
+        <w:t>elsősorban érzelmek, belső állapot kifejezésére szolgál</w:t>
+      </w:r>
+    </w:p>
+    <w:p>
+      <w:pPr>
+        <w:pStyle w:val="Normal"/>
+        <w:numPr>
+          <w:ilvl w:val="0"/>
+          <w:numId w:val="11"/>
+        </w:numPr>
+        <w:bidi w:val="0"/>
+        <w:jc w:val="start"/>
+        <w:rPr>
+          <w:b w:val="false"/>
+          <w:bCs w:val="false"/>
+          <w:lang w:val="hu-HU" w:eastAsia="zh-CN" w:bidi="hi-IN"/>
+        </w:rPr>
+      </w:pPr>
+      <w:r>
+        <w:rPr>
+          <w:b w:val="false"/>
+          <w:bCs w:val="false"/>
+          <w:lang w:val="hu-HU" w:eastAsia="zh-CN" w:bidi="hi-IN"/>
+        </w:rPr>
+        <w:t>a nem nyelvi kommunikációt nehéz uralni, sokszor leleplezi, ha valaki a szavaival hazudni akar</w:t>
       </w:r>
     </w:p>
     <w:sectPr>
@@ -2462,6 +2726,262 @@
     </w:lvl>
   </w:abstractNum>
   <w:abstractNum w:abstractNumId="10">
+    <w:lvl w:ilvl="0">
+      <w:start w:val="1"/>
+      <w:numFmt w:val="bullet"/>
+      <w:lvlText w:val=""/>
+      <w:lvlJc w:val="start"/>
+      <w:pPr>
+        <w:tabs>
+          <w:tab w:val="num" w:pos="720"/>
+        </w:tabs>
+        <w:ind w:start="720" w:hanging="360"/>
+      </w:pPr>
+      <w:rPr>
+        <w:rFonts w:ascii="Symbol" w:hAnsi="Symbol" w:cs="Symbol" w:hint="default"/>
+      </w:rPr>
+    </w:lvl>
+    <w:lvl w:ilvl="1">
+      <w:start w:val="1"/>
+      <w:numFmt w:val="bullet"/>
+      <w:lvlText w:val="◦"/>
+      <w:lvlJc w:val="start"/>
+      <w:pPr>
+        <w:tabs>
+          <w:tab w:val="num" w:pos="1080"/>
+        </w:tabs>
+        <w:ind w:start="1080" w:hanging="360"/>
+      </w:pPr>
+      <w:rPr>
+        <w:rFonts w:ascii="OpenSymbol" w:hAnsi="OpenSymbol" w:cs="OpenSymbol" w:hint="default"/>
+      </w:rPr>
+    </w:lvl>
+    <w:lvl w:ilvl="2">
+      <w:start w:val="1"/>
+      <w:numFmt w:val="bullet"/>
+      <w:lvlText w:val="▪"/>
+      <w:lvlJc w:val="start"/>
+      <w:pPr>
+        <w:tabs>
+          <w:tab w:val="num" w:pos="1440"/>
+        </w:tabs>
+        <w:ind w:start="1440" w:hanging="360"/>
+      </w:pPr>
+      <w:rPr>
+        <w:rFonts w:ascii="OpenSymbol" w:hAnsi="OpenSymbol" w:cs="OpenSymbol" w:hint="default"/>
+      </w:rPr>
+    </w:lvl>
+    <w:lvl w:ilvl="3">
+      <w:start w:val="1"/>
+      <w:numFmt w:val="bullet"/>
+      <w:lvlText w:val=""/>
+      <w:lvlJc w:val="start"/>
+      <w:pPr>
+        <w:tabs>
+          <w:tab w:val="num" w:pos="1800"/>
+        </w:tabs>
+        <w:ind w:start="1800" w:hanging="360"/>
+      </w:pPr>
+      <w:rPr>
+        <w:rFonts w:ascii="Symbol" w:hAnsi="Symbol" w:cs="Symbol" w:hint="default"/>
+      </w:rPr>
+    </w:lvl>
+    <w:lvl w:ilvl="4">
+      <w:start w:val="1"/>
+      <w:numFmt w:val="bullet"/>
+      <w:lvlText w:val="◦"/>
+      <w:lvlJc w:val="start"/>
+      <w:pPr>
+        <w:tabs>
+          <w:tab w:val="num" w:pos="2160"/>
+        </w:tabs>
+        <w:ind w:start="2160" w:hanging="360"/>
+      </w:pPr>
+      <w:rPr>
+        <w:rFonts w:ascii="OpenSymbol" w:hAnsi="OpenSymbol" w:cs="OpenSymbol" w:hint="default"/>
+      </w:rPr>
+    </w:lvl>
+    <w:lvl w:ilvl="5">
+      <w:start w:val="1"/>
+      <w:numFmt w:val="bullet"/>
+      <w:lvlText w:val="▪"/>
+      <w:lvlJc w:val="start"/>
+      <w:pPr>
+        <w:tabs>
+          <w:tab w:val="num" w:pos="2520"/>
+        </w:tabs>
+        <w:ind w:start="2520" w:hanging="360"/>
+      </w:pPr>
+      <w:rPr>
+        <w:rFonts w:ascii="OpenSymbol" w:hAnsi="OpenSymbol" w:cs="OpenSymbol" w:hint="default"/>
+      </w:rPr>
+    </w:lvl>
+    <w:lvl w:ilvl="6">
+      <w:start w:val="1"/>
+      <w:numFmt w:val="bullet"/>
+      <w:lvlText w:val=""/>
+      <w:lvlJc w:val="start"/>
+      <w:pPr>
+        <w:tabs>
+          <w:tab w:val="num" w:pos="2880"/>
+        </w:tabs>
+        <w:ind w:start="2880" w:hanging="360"/>
+      </w:pPr>
+      <w:rPr>
+        <w:rFonts w:ascii="Symbol" w:hAnsi="Symbol" w:cs="Symbol" w:hint="default"/>
+      </w:rPr>
+    </w:lvl>
+    <w:lvl w:ilvl="7">
+      <w:start w:val="1"/>
+      <w:numFmt w:val="bullet"/>
+      <w:lvlText w:val="◦"/>
+      <w:lvlJc w:val="start"/>
+      <w:pPr>
+        <w:tabs>
+          <w:tab w:val="num" w:pos="3240"/>
+        </w:tabs>
+        <w:ind w:start="3240" w:hanging="360"/>
+      </w:pPr>
+      <w:rPr>
+        <w:rFonts w:ascii="OpenSymbol" w:hAnsi="OpenSymbol" w:cs="OpenSymbol" w:hint="default"/>
+      </w:rPr>
+    </w:lvl>
+    <w:lvl w:ilvl="8">
+      <w:start w:val="1"/>
+      <w:numFmt w:val="bullet"/>
+      <w:lvlText w:val="▪"/>
+      <w:lvlJc w:val="start"/>
+      <w:pPr>
+        <w:tabs>
+          <w:tab w:val="num" w:pos="3600"/>
+        </w:tabs>
+        <w:ind w:start="3600" w:hanging="360"/>
+      </w:pPr>
+      <w:rPr>
+        <w:rFonts w:ascii="OpenSymbol" w:hAnsi="OpenSymbol" w:cs="OpenSymbol" w:hint="default"/>
+      </w:rPr>
+    </w:lvl>
+  </w:abstractNum>
+  <w:abstractNum w:abstractNumId="11">
+    <w:lvl w:ilvl="0">
+      <w:start w:val="1"/>
+      <w:numFmt w:val="decimal"/>
+      <w:lvlText w:val="%1."/>
+      <w:lvlJc w:val="start"/>
+      <w:pPr>
+        <w:tabs>
+          <w:tab w:val="num" w:pos="720"/>
+        </w:tabs>
+        <w:ind w:start="720" w:hanging="360"/>
+      </w:pPr>
+      <w:rPr/>
+    </w:lvl>
+    <w:lvl w:ilvl="1">
+      <w:start w:val="1"/>
+      <w:numFmt w:val="decimal"/>
+      <w:lvlText w:val="%2."/>
+      <w:lvlJc w:val="start"/>
+      <w:pPr>
+        <w:tabs>
+          <w:tab w:val="num" w:pos="1080"/>
+        </w:tabs>
+        <w:ind w:start="1080" w:hanging="360"/>
+      </w:pPr>
+      <w:rPr/>
+    </w:lvl>
+    <w:lvl w:ilvl="2">
+      <w:start w:val="1"/>
+      <w:numFmt w:val="decimal"/>
+      <w:lvlText w:val="%3."/>
+      <w:lvlJc w:val="start"/>
+      <w:pPr>
+        <w:tabs>
+          <w:tab w:val="num" w:pos="1440"/>
+        </w:tabs>
+        <w:ind w:start="1440" w:hanging="360"/>
+      </w:pPr>
+      <w:rPr/>
+    </w:lvl>
+    <w:lvl w:ilvl="3">
+      <w:start w:val="1"/>
+      <w:numFmt w:val="decimal"/>
+      <w:lvlText w:val="%4."/>
+      <w:lvlJc w:val="start"/>
+      <w:pPr>
+        <w:tabs>
+          <w:tab w:val="num" w:pos="1800"/>
+        </w:tabs>
+        <w:ind w:start="1800" w:hanging="360"/>
+      </w:pPr>
+      <w:rPr/>
+    </w:lvl>
+    <w:lvl w:ilvl="4">
+      <w:start w:val="1"/>
+      <w:numFmt w:val="decimal"/>
+      <w:lvlText w:val="%5."/>
+      <w:lvlJc w:val="start"/>
+      <w:pPr>
+        <w:tabs>
+          <w:tab w:val="num" w:pos="2160"/>
+        </w:tabs>
+        <w:ind w:start="2160" w:hanging="360"/>
+      </w:pPr>
+      <w:rPr/>
+    </w:lvl>
+    <w:lvl w:ilvl="5">
+      <w:start w:val="1"/>
+      <w:numFmt w:val="decimal"/>
+      <w:lvlText w:val="%6."/>
+      <w:lvlJc w:val="start"/>
+      <w:pPr>
+        <w:tabs>
+          <w:tab w:val="num" w:pos="2520"/>
+        </w:tabs>
+        <w:ind w:start="2520" w:hanging="360"/>
+      </w:pPr>
+      <w:rPr/>
+    </w:lvl>
+    <w:lvl w:ilvl="6">
+      <w:start w:val="1"/>
+      <w:numFmt w:val="decimal"/>
+      <w:lvlText w:val="%7."/>
+      <w:lvlJc w:val="start"/>
+      <w:pPr>
+        <w:tabs>
+          <w:tab w:val="num" w:pos="2880"/>
+        </w:tabs>
+        <w:ind w:start="2880" w:hanging="360"/>
+      </w:pPr>
+      <w:rPr/>
+    </w:lvl>
+    <w:lvl w:ilvl="7">
+      <w:start w:val="1"/>
+      <w:numFmt w:val="decimal"/>
+      <w:lvlText w:val="%8."/>
+      <w:lvlJc w:val="start"/>
+      <w:pPr>
+        <w:tabs>
+          <w:tab w:val="num" w:pos="3240"/>
+        </w:tabs>
+        <w:ind w:start="3240" w:hanging="360"/>
+      </w:pPr>
+      <w:rPr/>
+    </w:lvl>
+    <w:lvl w:ilvl="8">
+      <w:start w:val="1"/>
+      <w:numFmt w:val="decimal"/>
+      <w:lvlText w:val="%9."/>
+      <w:lvlJc w:val="start"/>
+      <w:pPr>
+        <w:tabs>
+          <w:tab w:val="num" w:pos="3600"/>
+        </w:tabs>
+        <w:ind w:start="3600" w:hanging="360"/>
+      </w:pPr>
+      <w:rPr/>
+    </w:lvl>
+  </w:abstractNum>
+  <w:abstractNum w:abstractNumId="12">
     <w:lvl w:ilvl="0">
       <w:start w:val="1"/>
       <w:numFmt w:val="none"/>
@@ -2609,6 +3129,12 @@
   </w:num>
   <w:num w:numId="10">
     <w:abstractNumId w:val="10"/>
+  </w:num>
+  <w:num w:numId="11">
+    <w:abstractNumId w:val="11"/>
+  </w:num>
+  <w:num w:numId="12">
+    <w:abstractNumId w:val="12"/>
   </w:num>
 </w:numbering>
 </file>
@@ -2661,6 +3187,13 @@
     <w:name w:val="Numbering Symbols"/>
     <w:qFormat/>
     <w:rPr/>
+  </w:style>
+  <w:style w:type="character" w:styleId="Bullets">
+    <w:name w:val="Bullets"/>
+    <w:qFormat/>
+    <w:rPr>
+      <w:rFonts w:ascii="OpenSymbol" w:hAnsi="OpenSymbol" w:eastAsia="OpenSymbol" w:cs="OpenSymbol"/>
+    </w:rPr>
   </w:style>
   <w:style w:type="paragraph" w:styleId="Heading">
     <w:name w:val="Heading"/>
